--- a/Таблица_ВКР_доработанная_по_рекомендациям.docx
+++ b/Таблица_ВКР_доработанная_по_рекомендациям.docx
@@ -291,7 +291,7 @@
               <w:rPr>
                 <w:lang w:val="ru-RU"/>
               </w:rPr>
-              <w:t xml:space="preserve">Противоречия между существующим информационным обеспечением ИБ-деятельности на подстанциях 110/10 кВ, описывающим активы и угрозы без привязки к технологическим функциям, и необходимостью его совершенствования в части представления связи нарушений целостности и доступности команд телеуправления, телесигналов и уставок релейной защиты и автоматики (РЗА) с технологическими последствиями — ошибочными оперативными переключениями и нарушением селективности отключения поврежденных присоединений.</w:t>
+              <w:t xml:space="preserve">Противоречия между существующим информационным обеспечением проактивного выявления угроз АСУ ТП подстанции 110/10 кВ на базе ПТК EVICON НПП «ЭКРА», не учитывающим неполноту и неточность сведений о связи нарушений целостности команд телеуправления и уставок релейной защиты и автоматики (РЗА) с ошибочными оперативными переключениями и нарушением селективности отключения поврежденных присоединений, и необходимостью его совершенствования в части использования аппарата теории нечеткой логики в отношении процесса обеспечения ИБ.</w:t>
             </w:r>
             <w:proofErr w:type="spellEnd"/>
           </w:p>
@@ -322,7 +322,7 @@
               <w:rPr>
                 <w:lang w:val="ru-RU"/>
               </w:rPr>
-              <w:t xml:space="preserve">Создание информационного обеспечения проактивной оценки защищенности АСУ ТП на базе ПТК EVICON НПП «ЭКРА» (АРМ и серверы с ПО EKRASCADA, контроллеры присоединений ЭКРА 24Х, терминалы РЗА, каналы связи) для подразделений ИБ субъектов КИИ в сфере энергетики в части формализованного представления цепочек «информационный актив — угроза — нарушаемое свойство безопасности — затрагиваемая технологическая функция — последствие».</w:t>
+              <w:t xml:space="preserve">Создание информационного обеспечения, покрывающего потребности проектной деятельности и работы подразделений ИБ субъектов КИИ в сфере энергетики при оценке защищенности АСУ ТП на базе ПТК EVICON (АРМ и серверы с ПО EKRASCADA, контроллеры присоединений ЭКРА 24Х, каналы связи с терминалами РЗА), в части нечетких оценок и ранжировок рисков нарушения ИБ.</w:t>
             </w:r>
           </w:p>
         </w:tc>
@@ -352,7 +352,7 @@
               <w:rPr>
                 <w:lang w:val="ru-RU"/>
               </w:rPr>
-              <w:t xml:space="preserve">Информационное обеспечение проактивных действий по выявлению угроз ПТК EVICON, включающее реестр активов с указанием поддерживаемых ими технологических функций, модель нарушителя, схемы потоков телеизмерений, телесигнализации и телеуправления, в том числе обмена по МЭК 61850 (MMS, GOOSE), сведения о действующих мерах защиты и единый формат описания цепочек «актив — угроза — последствие».</w:t>
+              <w:t xml:space="preserve">Необходимое и достаточное информационное обеспечение проактивных действий по выявлению угроз ПТК EVICON на основе реестра активов, модели нарушителя, схем потоков телеизмерений, телесигнализации и телеуправления, включая обмен по МЭК 61850 (MMS, GOOSE), и сведений о действующих мерах защиты, сформированное при нечетких исходных данных, включая нестрогие форматы их представления и функции.</w:t>
             </w:r>
           </w:p>
         </w:tc>
@@ -382,7 +382,7 @@
               <w:rPr>
                 <w:lang w:val="ru-RU"/>
               </w:rPr>
-              <w:t xml:space="preserve">В отличие от аналогов, ограничивающихся перечнем активов и угроз, предложенное информационное обеспечение обеспечивает сквозную прослеживаемость от ИБ-события до технологического последствия, например от несанкционированного изменения уставок РЗА до нарушения селективности отключения при коротком замыкании на присоединении.</w:t>
+              <w:t xml:space="preserve">Предлагаемое информационное обеспечение проектной деятельности в отличие от аналогов обеспечивает прослеживаемость связи «информационный актив — угроза — нарушаемое свойство безопасности — технологическое последствие» (например, от изменения уставок РЗА до нарушения селективности отключения при коротком замыкании) и за счет этого успешную работу с нечеткими данными в сфере обеспечения ИБ.</w:t>
             </w:r>
           </w:p>
         </w:tc>
@@ -412,7 +412,7 @@
               <w:rPr>
                 <w:lang w:val="ru-RU"/>
               </w:rPr>
-              <w:t xml:space="preserve">Применимо в многочисленных задачах подразделений ИБ, АСУ ТП и РЗА субъектов КИИ в сфере энергетики: актуализация модели угроз, определение границ защищаемых сегментов, выделение критичных команд, телесигналов и конфигураций оборудования подстанции, подготовка исходных данных для категорирования объектов КИИ.</w:t>
+              <w:t xml:space="preserve">Структура и состав предложенного информационного обеспечения могут быть практически использованы подразделениями ИБ, АСУ ТП и РЗА для актуализации модели угроз, определения границ защищаемых сегментов и выделения критичных команд, телесигналов и конфигураций оборудования подстанции в многочисленных задачах проактивного анализа с нечеткими ИБ-данными.</w:t>
             </w:r>
           </w:p>
         </w:tc>
@@ -442,7 +442,7 @@
               <w:rPr>
                 <w:lang w:val="ru-RU"/>
               </w:rPr>
-              <w:t xml:space="preserve">Предложенный формат представления связи «актив — угроза — технологическое последствие» переносим на иные объекты защиты кибер-физической природы (водоснабжение, транспорт, химические производства), а также за пределы ИБ — в анализ функциональной безопасности и надежности, где нарушение проявляется через неверную работу управляемого процесса.</w:t>
+              <w:t xml:space="preserve">Предложенные методики сбора и обработки сведений о конфигурациях АСУ ТП, событиях доступа к инженерным АРМ и терминалам РЗА имеют теоретическую значимость для иных объектов защиты вне сферы ИБ, где присутствует нечеткость представления данных.</w:t>
             </w:r>
           </w:p>
         </w:tc>
@@ -503,7 +503,7 @@
               <w:rPr>
                 <w:lang w:val="ru-RU"/>
               </w:rPr>
-              <w:t xml:space="preserve">Противоречия между существующими методиками риск-анализа объекта исследования, оценивающими ИБ-риски по ущербу информационным активам, и необходимостью их совершенствования в части оценки и ранжирования рисков по тяжести технологических последствий подмены телесигналов положения выключателей, несанкционированного изменения уставок РЗА и недоступности EKRASCADA с учетом действующих мер защиты и неполноты сведений о возможности реализации угроз.</w:t>
+              <w:t xml:space="preserve">Противоречия между существующими методиками риск-анализа объекта исследования, требующими точных оценок последствий подмены телесигналов положения выключателей, несанкционированного изменения уставок РЗА и недоступности EKRASCADA при неполноте сведений о возможности реализации угроз, и необходимостью их совершенствования в части оперирования с нечеткими ИБ-данными и получения нечетких выводов в сфере обеспечения ИБ.</w:t>
             </w:r>
           </w:p>
         </w:tc>
@@ -533,7 +533,7 @@
               <w:rPr>
                 <w:lang w:val="ru-RU"/>
               </w:rPr>
-              <w:t xml:space="preserve">Создание аналитики проактивного риск-анализа нарушений ИБ объекта в части оценки возможности реализации угроз и тяжести их последствий для наблюдаемости, дистанционного управления и селективной работы РЗА подстанции с учетом полномочий нарушителя, защищенности АРМ и терминалов и целостности технологического обмена.</w:t>
+              <w:t xml:space="preserve">Создание аналитики проактивного риск-анализа нарушений ИБ объекта, учитывающей возможность реализации угроз, полномочия нарушителя, защищенность АРМ и терминалов, целостность технологического обмена, тяжесть последствий для наблюдаемости, дистанционного управления и селективной работы РЗА подстанции, а также нечеткость исходных данных и следующих выводов относительно опасности реализуемых атак.</w:t>
             </w:r>
           </w:p>
         </w:tc>
@@ -563,7 +563,7 @@
               <w:rPr>
                 <w:lang w:val="ru-RU"/>
               </w:rPr>
-              <w:t xml:space="preserve">Аналитическое обеспечение проактивной оценки рисков нарушения ИБ объекта исследования при компрометации инженерного АРМ, подмене телесигнализации, изменении конфигураций РЗА и нарушении обмена MMS/GOOSE, включая реестр сценариев, шкалы оценки возможности реализации угроз и технологической тяжести последствий, матрицу текущего и остаточного риска.</w:t>
+              <w:t xml:space="preserve">Аналитическое обеспечение проактивной оценки рисков нарушения ИБ объекта исследования при компрометации инженерного АРМ, подмене телесигнализации, изменении конфигураций РЗА и нарушении обмена MMS/GOOSE (реестр сценариев, шкалы оценки, матрица текущего и остаточного риска), включая методики реализации математических операций анализа при нечетком представлении исходных ИБ-данных.</w:t>
             </w:r>
           </w:p>
         </w:tc>
@@ -593,7 +593,7 @@
               <w:rPr>
                 <w:lang w:val="ru-RU"/>
               </w:rPr>
-              <w:t xml:space="preserve">В отличие от аналогов, тяжесть последствий оценивается по затронутой технологической функции: потеря доступа к EKRASCADA оценивается отдельно от отказа автономной РЗА; при ранжировании сценариев учитываются местное управление, резервирование функций и неопределенность экспертных оценок.</w:t>
+              <w:t xml:space="preserve">Разработанная аналитика риск-анализа нарушений ИБ в отличие от аналогов учитывает зависимость последствий от затронутой функции (потеря доступа к EKRASCADA оценивается отдельно от отказа автономной РЗА), наличие местного управления и резервирования, а также нечеткость формирования исходных данных и выводов в процессе проактивных действий.</w:t>
             </w:r>
           </w:p>
         </w:tc>
@@ -623,7 +623,7 @@
               <w:rPr>
                 <w:lang w:val="ru-RU"/>
               </w:rPr>
-              <w:t xml:space="preserve">Применимо в разнообразных задачах обоснования приоритетов защиты подстанций с цифровыми системами управления: защита команд телеуправления, инженерных АРМ и уставок РЗА, оценка риска искажения мнемосхемы при подмене телесигнала положения выключателя и принятия ошибочного решения при оперативных переключениях.</w:t>
+              <w:t xml:space="preserve">Предложенные методики риск-анализа позволяют обосновывать приоритет защиты команд телеуправления, инженерных АРМ и уставок РЗА, оценивать риск искажения мнемосхемы при подмене телесигнала положения выключателя и дают возможность в разнообразных задачах проактивного анализа оперировать нечеткой логикой.</w:t>
             </w:r>
           </w:p>
         </w:tc>
@@ -653,7 +653,7 @@
               <w:rPr>
                 <w:lang w:val="ru-RU"/>
               </w:rPr>
-              <w:t xml:space="preserve">Подход к оценке риска по тяжести последствий для технологической функции может быть адаптирован для отраслей с аналогичной кибер-физической природой рисков (нефтегазовая отрасль, водоканалы, железнодорожная автоматика), а также за пределами ИБ — для совместного анализа рисков ИБ, надежности и промышленной безопасности.</w:t>
+              <w:t xml:space="preserve">Разработанные методики риск-анализа могут быть использованы для защиты объектов за пределами обеспечения информационной безопасности посредством нечетких данных и выводов.</w:t>
             </w:r>
           </w:p>
         </w:tc>
@@ -715,7 +715,7 @@
               <w:rPr>
                 <w:lang w:val="ru-RU"/>
               </w:rPr>
-              <w:t xml:space="preserve">Противоречия между существующими методиками управления (менеджмента) ИБ объекта исследования, выбирающими меры защиты по формальному соответствию требованиям, и необходимостью их совершенствования в части обоснования состава и очередности мер защиты ПТК EVICON и терминалов РЗА при ограниченном бюджете с учетом технологических ограничений — сохранения доступности управления и допустимых задержек передачи критичных технологических сообщений.</w:t>
+              <w:t xml:space="preserve">Противоречия между существующими методиками управления (менеджмента) ИБ объекта исследования, обосновывающими приоритеты защитных мер для ПТК EVICON и терминалов РЗА при ограниченном бюджете на основе точных оценок, и необходимостью их совершенствования в части использования для регулировок нечетких данных и получения нечетких выводов о степени защищенности.</w:t>
             </w:r>
           </w:p>
         </w:tc>
@@ -745,7 +745,7 @@
               <w:rPr>
                 <w:lang w:val="ru-RU"/>
               </w:rPr>
-              <w:t xml:space="preserve">Создание аналитики проактивного управления рисками нарушения ИБ объекта в части выбора мер — сегментации технологической сети, разграничения доступа к АРМ и терминалам, контроля целостности уставок РЗА, защиты сервисных подключений, пассивного мониторинга MMS/GOOSE — по ожидаемому снижению риска технологических последствий.</w:t>
+              <w:t xml:space="preserve">Создание аналитики проактивного управления рисками нарушения ИБ объекта, предусматривающей сегментацию технологической сети, разграничение доступа к АРМ и терминалам, контроль целостности уставок РЗА, защиту сервисных подключений и пассивный мониторинг MMS/GOOSE, предметом которой является регулирование рисков в условиях нечеткого представления ИБ-данных и нечеткости аналитических результатов управления.</w:t>
             </w:r>
           </w:p>
         </w:tc>
@@ -775,7 +775,7 @@
               <w:rPr>
                 <w:lang w:val="ru-RU"/>
               </w:rPr>
-              <w:t xml:space="preserve">Аналитическое обеспечение проактивной регулировки рисков нарушения ИБ объекта исследования при выборе состава и очередности мер защиты инженерных АРМ, серверов с ПО EKRASCADA и терминалов РЗА, включая критерии остаточного риска и затрат и проверку совместимости мер с временными ограничениями технологического обмена.</w:t>
+              <w:t xml:space="preserve">Аналитическое обеспечение проактивной регулировки рисков нарушения ИБ объекта исследования при выборе состава и очередности мер защиты инженерных АРМ, серверов с ПО EKRASCADA и терминалов РЗА по критериям остаточного риска, затрат и допустимых задержек технологического обмена на основе формализации процедур регулирования в пространстве нечеткой логики.</w:t>
             </w:r>
           </w:p>
         </w:tc>
@@ -805,7 +805,7 @@
               <w:rPr>
                 <w:lang w:val="ru-RU"/>
               </w:rPr>
-              <w:t xml:space="preserve">В отличие от аналогов, варианты защиты сопоставляются одновременно по остаточному риску, стоимости и влиянию на доступность управления, а выполнение обязательных требований ИБ и сохранение допустимых задержек доставки GOOSE учитываются как ограничения выбора, а не как проверки после него.</w:t>
+              <w:t xml:space="preserve">Разработанная аналитика управления ИБ-рисками в отличие от аналогов предусматривает сопоставление вариантов защиты по остаточному риску, стоимости и влиянию на доступность управления при ограничениях по обязательным требованиям ИБ и задержкам доставки GOOSE, в основе которого лежат выполненные практические действия с нечеткими данными и аналитическими выводами.</w:t>
             </w:r>
           </w:p>
         </w:tc>
@@ -835,7 +835,7 @@
               <w:rPr>
                 <w:lang w:val="ru-RU"/>
               </w:rPr>
-              <w:t xml:space="preserve">Применимо в распространенных случаях планирования защиты действующих подстанций при ограниченном бюджете: разделение ролей оператора и наладчика, согласование изменений уставок РЗА, контроль удаленного доступа, регистрация действий, проверка восстановления серверов и конфигураций.</w:t>
+              <w:t xml:space="preserve">Предложенная аналитика применима для обоснования плана защиты подстанции (разделение ролей оператора и наладчика, согласование изменений уставок РЗА, контроль удаленного доступа, регистрация действий, проверка восстановления серверов и конфигураций) в условиях явной неопределенности значений исходных данных и результатов их обработки.</w:t>
             </w:r>
           </w:p>
         </w:tc>
@@ -865,7 +865,7 @@
               <w:rPr>
                 <w:lang w:val="ru-RU"/>
               </w:rPr>
-              <w:t xml:space="preserve">Принцип выбора мер защиты с учетом технологических ограничений (время реакции, доступность управления) переносим на иные системы реального времени (АСУ ТП транспорта, медицинское оборудование), а также в управление рисками вне ИБ, где меры снижения риска сами влияют на работоспособность процесса.</w:t>
+              <w:t xml:space="preserve">Теоретическая значимость разработанной аналитики управления ИБ-рисками видится в адаптации предложенных методов к областям различных отраслей с нечеткими параметрами.</w:t>
             </w:r>
           </w:p>
         </w:tc>
@@ -926,7 +926,7 @@
               <w:rPr>
                 <w:lang w:val="ru-RU"/>
               </w:rPr>
-              <w:t xml:space="preserve">Противоречия между имеющимися средствами автоматизации оценки и регулирования рисков, не связывающими результаты с технологическими последствиями и исходными допущениями, и необходимостью их совершенствования в части воспроизводимого пересчета ИБ-рисков АСУ ТП подстанции при изменении угроз, прав доступа и мер защиты для оценки эффективности предлагаемых технических решений.</w:t>
+              <w:t xml:space="preserve">Противоречия между имеющимися средствами автоматизации оценки и регулирования рисков объекта, рассчитанными на точные значения параметров, и необходимостью их совершенствования для воспроизводимого пересчета ИБ-рисков АСУ ТП подстанции при изменении угроз, прав доступа и защитных мер в части нечетких представлений данных и параметров процесса обеспечения информационной безопасности.</w:t>
             </w:r>
           </w:p>
         </w:tc>
@@ -956,7 +956,7 @@
               <w:rPr>
                 <w:lang w:val="ru-RU"/>
               </w:rPr>
-              <w:t xml:space="preserve">Формирование средств автоматизации проактивного экспресс-анализа рисков и синтеза мер защиты ПТК EVICON подстанции 110/10 кВ в части ввода исходных данных, ведения реестра сценариев с технологическими последствиями, построения матрицы рисков и сравнения вариантов мер защиты; расчеты проверяются на контрольных примерах.</w:t>
+              <w:t xml:space="preserve">Формирование средств автоматизации проактивного экспресс-анализа процессов оценки и регулирования рисков нарушения ИБ ПТК EVICON подстанции 110/10 кВ (ввод исходных данных, ведение реестра сценариев, построение матрицы рисков, сравнение мер защиты) на основе нечеткой логики описания процесса, поддержки анализа и синтеза.</w:t>
             </w:r>
           </w:p>
         </w:tc>
@@ -986,7 +986,7 @@
               <w:rPr>
                 <w:lang w:val="ru-RU"/>
               </w:rPr>
-              <w:t xml:space="preserve">Средства автоматизации предложенных методик оценки и регулирования рисков нарушения ИБ объекта и результаты оценки эффективности мер защиты на модельных сценариях подмены телесигнализации, изменения уставок РЗА и недоступности EKRASCADA: текущий и остаточный риск, сопоставление затрат, анализ чувствительности к исходным оценкам.</w:t>
+              <w:t xml:space="preserve">Средства автоматизации предложенных методик и оценка эффективности мер защиты для модельных сценариев подмены телесигнализации, изменения уставок РЗА и недоступности EKRASCADA с расчетом текущего и остаточного риска и анализом чувствительности в пространстве недетерминированных параметров и данных обеспечения безопасности.</w:t>
             </w:r>
           </w:p>
         </w:tc>
@@ -1016,7 +1016,7 @@
               <w:rPr>
                 <w:lang w:val="ru-RU"/>
               </w:rPr>
-              <w:t xml:space="preserve">В отличие от аналогов, созданные средства сохраняют связь сценария угрозы с активом и технологическим последствием, пересчитывают остаточный риск при изменении состава мер защиты и сравнивают варианты по единым критериям без повторного ручного расчета.</w:t>
+              <w:t xml:space="preserve">Созданные средства автоматизации в отличие от аналогов прослеживают связь сценария угрозы с активом и технологическим последствием, пересчитывают остаточный риск при изменении состава мер защиты и позволяют без повторного ручного расчета осуществлять сопоставительный анализ параметров на основе аппарата нечеткой логики.</w:t>
             </w:r>
           </w:p>
         </w:tc>
@@ -1046,7 +1046,7 @@
               <w:rPr>
                 <w:lang w:val="ru-RU"/>
               </w:rPr>
-              <w:t xml:space="preserve">Применимо в распространенных случаях проектной и эксплуатационной ИБ-деятельности: подготовка обоснований мер ИБ, сравнение вариантов защиты АСУ ТП и РЗА, согласование приоритетов с эксплуатационными подразделениями, актуализация реестра рисков при изменении конфигурации подстанции.</w:t>
+              <w:t xml:space="preserve">Созданные средства автоматизации практически необходимы для подготовки обоснований мер ИБ, сравнения вариантов защиты АСУ ТП и РЗА, согласования приоритетов с эксплуатационными подразделениями и актуализации реестра рисков, а также для распространенных случаев, когда проактивные действия опираются на нечеткие данные и выводы.</w:t>
             </w:r>
           </w:p>
         </w:tc>
@@ -1076,7 +1076,7 @@
               <w:rPr>
                 <w:lang w:val="ru-RU"/>
               </w:rPr>
-              <w:t xml:space="preserve">Реализованная модель данных и алгоритмы пересчета рисков могут быть перенесены в параллельные предметные области для анализа и синтеза мер защиты иных кибер-физических объектов, а также использованы для воспроизводимого сравнения альтернативных методов оценки рисков на одинаковых сценариях.</w:t>
+              <w:t xml:space="preserve">Теоретическая значимость созданного инструментария видится в формализации предложенных моделей оценки и регулирования ИБ-рисков и в переносе в параллельные предметные области для использования общих методов предложенного подхода.</w:t>
             </w:r>
           </w:p>
         </w:tc>

--- a/Таблица_ВКР_доработанная_по_рекомендациям.docx
+++ b/Таблица_ВКР_доработанная_по_рекомендациям.docx
@@ -291,7 +291,7 @@
               <w:rPr>
                 <w:lang w:val="ru-RU"/>
               </w:rPr>
-              <w:t xml:space="preserve">Противоречия между существующим информационным обеспечением проактивного выявления угроз АСУ ТП подстанции 110/10 кВ на базе ПТК EVICON НПП «ЭКРА», не учитывающим неполноту и неточность сведений о связи нарушений целостности команд телеуправления и уставок релейной защиты и автоматики (РЗА) с ошибочными оперативными переключениями и нарушением селективности отключения поврежденных присоединений, и необходимостью его совершенствования в части использования аппарата теории нечеткой логики в отношении процесса обеспечения ИБ.</w:t>
+              <w:t xml:space="preserve">Противоречия между существующим информационным обеспечением проактивного выявления угроз информационной безопасности (ИБ) в АСУ ТП (автоматизированная система управления технологическим процессом) подстанции 110/10 кВ на базе ПТК (программно-технический комплекс) EVICON НПП (научно-производственное предприятие) «ЭКРА», не учитывающим неполноту и неточность сведений о связи нарушений целостности команд телеуправления и уставок релейной защиты и автоматики (РЗА) с ошибочными оперативными переключениями и нарушением селективности отключения поврежденных присоединений, и необходимостью его совершенствования в части использования аппарата теории нечеткой логики в отношении процесса обеспечения ИБ.</w:t>
             </w:r>
             <w:proofErr w:type="spellEnd"/>
           </w:p>
@@ -322,7 +322,7 @@
               <w:rPr>
                 <w:lang w:val="ru-RU"/>
               </w:rPr>
-              <w:t xml:space="preserve">Создание информационного обеспечения, покрывающего потребности проектной деятельности и работы подразделений ИБ субъектов КИИ в сфере энергетики при оценке защищенности АСУ ТП на базе ПТК EVICON (АРМ и серверы с ПО EKRASCADA, контроллеры присоединений ЭКРА 24Х, каналы связи с терминалами РЗА), в части нечетких оценок и ранжировок рисков нарушения ИБ.</w:t>
+              <w:t xml:space="preserve">Создание информационного обеспечения, покрывающего потребности проектной деятельности и работы подразделений ИБ субъектов КИИ (критическая информационная инфраструктура) в сфере энергетики при оценке защищенности АСУ ТП на базе ПТК EVICON — автоматизированных рабочих мест (АРМ) и серверов с программным обеспечением (ПО) EKRASCADA, являющимся SCADA-системой (система диспетчерского управления и сбора данных), контроллеров присоединений ЭКРА 24Х и каналов связи с терминалами РЗА, в части нечетких оценок и ранжировок рисков нарушения ИБ.</w:t>
             </w:r>
           </w:p>
         </w:tc>
@@ -352,7 +352,7 @@
               <w:rPr>
                 <w:lang w:val="ru-RU"/>
               </w:rPr>
-              <w:t xml:space="preserve">Необходимое и достаточное информационное обеспечение проактивных действий по выявлению угроз ПТК EVICON на основе реестра активов, модели нарушителя, схем потоков телеизмерений, телесигнализации и телеуправления, включая обмен по МЭК 61850 (MMS, GOOSE), и сведений о действующих мерах защиты, сформированное при нечетких исходных данных, включая нестрогие форматы их представления и функции.</w:t>
+              <w:t xml:space="preserve">Необходимое и достаточное информационное обеспечение проактивных действий по выявлению угроз ПТК EVICON на основе реестра активов, модели нарушителя, схем потоков телеизмерений, телесигнализации и телеуправления, включая обмен по стандарту МЭК 61850 (Международная электротехническая комиссия) с протоколами MMS (клиент-серверный обмен данными) и GOOSE (быстрые сообщения между терминалами), и сведений о действующих мерах защиты, сформированное при нечетких исходных данных, включая нестрогие форматы их представления и функции.</w:t>
             </w:r>
           </w:p>
         </w:tc>
